--- a/engine/phar_study/EIPICO_Bibliography_10-09-2026.docx
+++ b/engine/phar_study/EIPICO_Bibliography_10-09-2026.docx
@@ -1796,7 +1796,7 @@
           <w:color w:val="1C3A36"/>
           <w:sz w:val="24"/>
         </w:rPr>
-        <w:t>Research layer: Company   (218 inputs)</w:t>
+        <w:t>Research layer: Company   (219 inputs)</w:t>
       </w:r>
     </w:p>
     <w:tbl>
@@ -17760,6 +17760,79 @@
                 <w:color w:val="1C3A36"/>
                 <w:sz w:val="14"/>
               </w:rPr>
+              <w:t>parent stake</w:t>
+            </w:r>
+          </w:p>
+        </w:tc>
+        <w:tc>
+          <w:tcPr>
+            <w:tcW w:type="dxa" w:w="1512"/>
+          </w:tcPr>
+          <w:p>
+            <w:pPr>
+              <w:spacing w:after="20"/>
+              <w:jc w:val="right"/>
+            </w:pPr>
+            <w:r>
+              <w:rPr>
+                <w:color w:val="1C3A36"/>
+                <w:sz w:val="14"/>
+              </w:rPr>
+              <w:t>0.5134</w:t>
+            </w:r>
+          </w:p>
+        </w:tc>
+        <w:tc>
+          <w:tcPr>
+            <w:tcW w:type="dxa" w:w="1051"/>
+          </w:tcPr>
+          <w:p>
+            <w:pPr>
+              <w:spacing w:after="20"/>
+              <w:jc w:val="right"/>
+            </w:pPr>
+            <w:r>
+              <w:rPr>
+                <w:color w:val="1C3A36"/>
+                <w:sz w:val="14"/>
+              </w:rPr>
+              <w:t>2026-08-06</w:t>
+            </w:r>
+          </w:p>
+        </w:tc>
+        <w:tc>
+          <w:tcPr>
+            <w:tcW w:type="dxa" w:w="4709"/>
+          </w:tcPr>
+          <w:p>
+            <w:pPr>
+              <w:spacing w:after="20"/>
+              <w:jc w:val="right"/>
+            </w:pPr>
+            <w:r>
+              <w:rPr>
+                <w:color w:val="1C3A36"/>
+                <w:sz w:val="14"/>
+              </w:rPr>
+              <w:t>Holding of Pharco Corporation for Drug Industries and Medical Appliances in EIPICO, 51.34%, as disclosed in the shareholder structure of the company's own annual report. Quotation-only: nothing in the valuation computes from it. It is registered because the study states it to a reader, twice, and a stated figure a reader cannot trace is a figure nobody can check</w:t>
+            </w:r>
+          </w:p>
+        </w:tc>
+      </w:tr>
+      <w:tr>
+        <w:tc>
+          <w:tcPr>
+            <w:tcW w:type="dxa" w:w="2232"/>
+          </w:tcPr>
+          <w:p>
+            <w:pPr>
+              <w:spacing w:after="20"/>
+            </w:pPr>
+            <w:r>
+              <w:rPr>
+                <w:color w:val="1C3A36"/>
+                <w:sz w:val="14"/>
+              </w:rPr>
               <w:t>asset life weighted</w:t>
             </w:r>
           </w:p>
@@ -17836,7 +17909,7 @@
           <w:color w:val="1C3A36"/>
           <w:sz w:val="24"/>
         </w:rPr>
-        <w:t>Research layer: Country   (8 inputs)</w:t>
+        <w:t>Research layer: Country   (11 inputs)</w:t>
       </w:r>
     </w:p>
     <w:tbl>
@@ -18087,6 +18160,225 @@
                 <w:sz w:val="14"/>
               </w:rPr>
               <w:t>Egypt ten-year local-currency government bond yield, 23.00%, the observable print on the SAME date as the equity price used throughout this study (6 August 2026). The earlier edition carried a 22.31% print dated 21 July 2026, which was both stale against the pricing date and 39 basis points below the observable level on its own date; the risk-free rate and the share price are now struck on one date. A live re-read of the central bank's own fixed-coupon treasury bond auction page was attempted on 09-Aug-2026 and rejected by that site's web application firewall, so the level is indicated by a market-data series rather than proven from the auction curve — and it is sensitised</w:t>
+            </w:r>
+          </w:p>
+        </w:tc>
+      </w:tr>
+      <w:tr>
+        <w:tc>
+          <w:tcPr>
+            <w:tcW w:type="dxa" w:w="2232"/>
+          </w:tcPr>
+          <w:p>
+            <w:pPr>
+              <w:spacing w:after="20"/>
+            </w:pPr>
+            <w:r>
+              <w:rPr>
+                <w:color w:val="1C3A36"/>
+                <w:sz w:val="14"/>
+              </w:rPr>
+              <w:t>sov spread rating jan26</w:t>
+            </w:r>
+          </w:p>
+        </w:tc>
+        <w:tc>
+          <w:tcPr>
+            <w:tcW w:type="dxa" w:w="1512"/>
+          </w:tcPr>
+          <w:p>
+            <w:pPr>
+              <w:spacing w:after="20"/>
+              <w:jc w:val="right"/>
+            </w:pPr>
+            <w:r>
+              <w:rPr>
+                <w:color w:val="1C3A36"/>
+                <w:sz w:val="14"/>
+              </w:rPr>
+              <w:t>0.063725</w:t>
+            </w:r>
+          </w:p>
+        </w:tc>
+        <w:tc>
+          <w:tcPr>
+            <w:tcW w:type="dxa" w:w="1051"/>
+          </w:tcPr>
+          <w:p>
+            <w:pPr>
+              <w:spacing w:after="20"/>
+              <w:jc w:val="right"/>
+            </w:pPr>
+            <w:r>
+              <w:rPr>
+                <w:color w:val="1C3A36"/>
+                <w:sz w:val="14"/>
+              </w:rPr>
+              <w:t>2026-01-05</w:t>
+            </w:r>
+          </w:p>
+        </w:tc>
+        <w:tc>
+          <w:tcPr>
+            <w:tcW w:type="dxa" w:w="4709"/>
+          </w:tcPr>
+          <w:p>
+            <w:pPr>
+              <w:spacing w:after="20"/>
+              <w:jc w:val="right"/>
+            </w:pPr>
+            <w:r>
+              <w:rPr>
+                <w:color w:val="1C3A36"/>
+                <w:sz w:val="14"/>
+              </w:rPr>
+              <w:t>Egypt adjusted default spread on the rating basis, JANUARY-2026 vintage of the country default-spread dataset. SUPERSEDED and carried for the audit trail only; nothing computes from it</w:t>
+            </w:r>
+          </w:p>
+        </w:tc>
+      </w:tr>
+      <w:tr>
+        <w:tc>
+          <w:tcPr>
+            <w:tcW w:type="dxa" w:w="2232"/>
+          </w:tcPr>
+          <w:p>
+            <w:pPr>
+              <w:spacing w:after="20"/>
+            </w:pPr>
+            <w:r>
+              <w:rPr>
+                <w:color w:val="1C3A36"/>
+                <w:sz w:val="14"/>
+              </w:rPr>
+              <w:t>erp rating jan26</w:t>
+            </w:r>
+          </w:p>
+        </w:tc>
+        <w:tc>
+          <w:tcPr>
+            <w:tcW w:type="dxa" w:w="1512"/>
+          </w:tcPr>
+          <w:p>
+            <w:pPr>
+              <w:spacing w:after="20"/>
+              <w:jc w:val="right"/>
+            </w:pPr>
+            <w:r>
+              <w:rPr>
+                <w:color w:val="1C3A36"/>
+                <w:sz w:val="14"/>
+              </w:rPr>
+              <w:t>0.139377</w:t>
+            </w:r>
+          </w:p>
+        </w:tc>
+        <w:tc>
+          <w:tcPr>
+            <w:tcW w:type="dxa" w:w="1051"/>
+          </w:tcPr>
+          <w:p>
+            <w:pPr>
+              <w:spacing w:after="20"/>
+              <w:jc w:val="right"/>
+            </w:pPr>
+            <w:r>
+              <w:rPr>
+                <w:color w:val="1C3A36"/>
+                <w:sz w:val="14"/>
+              </w:rPr>
+              <w:t>2026-01-05</w:t>
+            </w:r>
+          </w:p>
+        </w:tc>
+        <w:tc>
+          <w:tcPr>
+            <w:tcW w:type="dxa" w:w="4709"/>
+          </w:tcPr>
+          <w:p>
+            <w:pPr>
+              <w:spacing w:after="20"/>
+              <w:jc w:val="right"/>
+            </w:pPr>
+            <w:r>
+              <w:rPr>
+                <w:color w:val="1C3A36"/>
+                <w:sz w:val="14"/>
+              </w:rPr>
+              <w:t>Egypt TOTAL equity risk premium on the rating basis, JANUARY-2026 vintage. SUPERSEDED, audit trail only</w:t>
+            </w:r>
+          </w:p>
+        </w:tc>
+      </w:tr>
+      <w:tr>
+        <w:tc>
+          <w:tcPr>
+            <w:tcW w:type="dxa" w:w="2232"/>
+          </w:tcPr>
+          <w:p>
+            <w:pPr>
+              <w:spacing w:after="20"/>
+            </w:pPr>
+            <w:r>
+              <w:rPr>
+                <w:color w:val="1C3A36"/>
+                <w:sz w:val="14"/>
+              </w:rPr>
+              <w:t>crp rating jan26</w:t>
+            </w:r>
+          </w:p>
+        </w:tc>
+        <w:tc>
+          <w:tcPr>
+            <w:tcW w:type="dxa" w:w="1512"/>
+          </w:tcPr>
+          <w:p>
+            <w:pPr>
+              <w:spacing w:after="20"/>
+              <w:jc w:val="right"/>
+            </w:pPr>
+            <w:r>
+              <w:rPr>
+                <w:color w:val="1C3A36"/>
+                <w:sz w:val="14"/>
+              </w:rPr>
+              <w:t>0.097077</w:t>
+            </w:r>
+          </w:p>
+        </w:tc>
+        <w:tc>
+          <w:tcPr>
+            <w:tcW w:type="dxa" w:w="1051"/>
+          </w:tcPr>
+          <w:p>
+            <w:pPr>
+              <w:spacing w:after="20"/>
+              <w:jc w:val="right"/>
+            </w:pPr>
+            <w:r>
+              <w:rPr>
+                <w:color w:val="1C3A36"/>
+                <w:sz w:val="14"/>
+              </w:rPr>
+              <w:t>2026-01-05</w:t>
+            </w:r>
+          </w:p>
+        </w:tc>
+        <w:tc>
+          <w:tcPr>
+            <w:tcW w:type="dxa" w:w="4709"/>
+          </w:tcPr>
+          <w:p>
+            <w:pPr>
+              <w:spacing w:after="20"/>
+              <w:jc w:val="right"/>
+            </w:pPr>
+            <w:r>
+              <w:rPr>
+                <w:color w:val="1C3A36"/>
+                <w:sz w:val="14"/>
+              </w:rPr>
+              <w:t>Egypt COUNTRY risk premium on the rating basis, JANUARY-2026 vintage. SUPERSEDED, audit trail only</w:t>
             </w:r>
           </w:p>
         </w:tc>
@@ -22594,7 +22886,7 @@
           <w:color w:val="6E7B77"/>
           <w:sz w:val="18"/>
         </w:rPr>
-        <w:t>Total: 278 inputs, every one carrying a value, a source, a date and a layer.</w:t>
+        <w:t>Total: 282 inputs, every one carrying a value, a source, a date and a layer.</w:t>
       </w:r>
     </w:p>
     <w:p>

--- a/engine/phar_study/EIPICO_Bibliography_10-09-2026.docx
+++ b/engine/phar_study/EIPICO_Bibliography_10-09-2026.docx
@@ -21769,7 +21769,7 @@
                 <w:color w:val="1C3A36"/>
                 <w:sz w:val="14"/>
               </w:rPr>
-              <w:t>Marginal cost of local-currency debt: the ten-year sovereign yield of 23.00% plus a 250 basis-point corporate credit spread. A same-currency corporate cannot borrow below its own sovereign, so this is floored at the sovereign yield by construction -- and it is now DERIVED from the same risk-free rate the discount rate uses rather than typed, so the floor holds by arithmetic. Until 09-09-2026 this read 24.81%, being the WITHDRAWN 22.31% print of 21 July plus the same spread: the risk-free was corrected to the pricing-date observable and the cost of debt built on it was not moved with it, leaving the two 69 basis points apart with nothing to say so</w:t>
+              <w:t>Marginal cost of local-currency debt: the ten-year sovereign yield of 23.00% plus a 250 basis-point corporate credit spread. A same-currency corporate cannot borrow below its own sovereign, so this is floored at the sovereign yield by construction -- and it is now DERIVED from the same risk-free rate the discount rate uses rather than typed, so the floor holds by arithmetic. Until 09-09-2026 it was built instead on the WITHDRAWN 22.31% print of 21 July: the risk-free was corrected to the pricing-date observable and the cost of debt resting on it was not moved with it, leaving this rate 69 basis points below where its own risk-free put it, with nothing to say so</w:t>
             </w:r>
           </w:p>
         </w:tc>
@@ -22061,7 +22061,7 @@
                 <w:color w:val="1C3A36"/>
                 <w:sz w:val="14"/>
               </w:rPr>
-              <w:t>CONVERGENCE PATH, FY2026E-FY2030E. This row is NOT the cost of local-currency debt (24.81%) and NOT the blended marginal cost of debt (18.55%): its first point, 18.90%, is the NORMALISED RISK-FREE RATE, and the row traces that rate converging on the terminal norm as the central bank's easing cycle runs. Its only job is to give the discount-rate glide a shape derived from something in the model rather than an invented curve; the glide uses the row normalised to its own endpoints, so the levels cancel and only the SHAPE enters. The earlier edition described it as a cost-of-debt path, which it is not</w:t>
+              <w:t>CONVERGENCE PATH, FY2026E-FY2030E. This row is NOT the cost of local-currency debt (25.50%, the row above) and NOT the blended marginal cost of debt, which is struck further down this file once the currency weights are known and is published in the cost-of-capital table: its first point, 18.90%, is the NORMALISED RISK-FREE RATE, and the row traces that rate converging on the terminal norm as the central bank's easing cycle runs. Its only job is to give the discount-rate glide a shape derived from something in the model rather than an invented curve; the glide uses the row normalised to its own endpoints, so the levels cancel and only the SHAPE enters. The earlier edition described it as a cost-of-debt path, which it is not</w:t>
             </w:r>
           </w:p>
         </w:tc>
